--- a/Extra/Voorbeelden van borduurwerk/Voorbeelden.docx
+++ b/Extra/Voorbeelden van borduurwerk/Voorbeelden.docx
@@ -12,6 +12,9 @@
     </w:p>
     <w:p>
       <w:r>
+        <w:rPr>
+          <w:noProof/>
+        </w:rPr>
         <w:drawing>
           <wp:inline distT="0" distB="0" distL="0" distR="0" wp14:anchorId="65FC2B80" wp14:editId="161DB4E7">
             <wp:extent cx="4001058" cy="4944165"/>
@@ -51,6 +54,9 @@
     </w:p>
     <w:p>
       <w:r>
+        <w:rPr>
+          <w:noProof/>
+        </w:rPr>
         <w:lastRenderedPageBreak/>
         <w:drawing>
           <wp:inline distT="0" distB="0" distL="0" distR="0" wp14:anchorId="6CACF3AB" wp14:editId="330E68C2">
@@ -100,6 +106,9 @@
     </w:p>
     <w:p>
       <w:r>
+        <w:rPr>
+          <w:noProof/>
+        </w:rPr>
         <w:drawing>
           <wp:inline distT="0" distB="0" distL="0" distR="0" wp14:anchorId="0814401E" wp14:editId="0BEC6D22">
             <wp:extent cx="3962953" cy="5534797"/>
@@ -139,6 +148,9 @@
     </w:p>
     <w:p>
       <w:r>
+        <w:rPr>
+          <w:noProof/>
+        </w:rPr>
         <w:lastRenderedPageBreak/>
         <w:drawing>
           <wp:inline distT="0" distB="0" distL="0" distR="0" wp14:anchorId="1634E2BC" wp14:editId="50D11530">
@@ -188,6 +200,9 @@
     </w:p>
     <w:p>
       <w:r>
+        <w:rPr>
+          <w:noProof/>
+        </w:rPr>
         <w:drawing>
           <wp:inline distT="0" distB="0" distL="0" distR="0" wp14:anchorId="3AFEA450" wp14:editId="55F260B6">
             <wp:extent cx="4420217" cy="5344271"/>
@@ -228,6 +243,9 @@
     <w:p/>
     <w:p>
       <w:r>
+        <w:rPr>
+          <w:noProof/>
+        </w:rPr>
         <w:lastRenderedPageBreak/>
         <w:drawing>
           <wp:inline distT="0" distB="0" distL="0" distR="0" wp14:anchorId="079CEA31" wp14:editId="4729318B">
@@ -278,6 +296,9 @@
     </w:p>
     <w:p>
       <w:r>
+        <w:rPr>
+          <w:noProof/>
+        </w:rPr>
         <w:drawing>
           <wp:inline distT="0" distB="0" distL="0" distR="0" wp14:anchorId="3A9D93DA" wp14:editId="4A3DF5DA">
             <wp:extent cx="4153480" cy="6058746"/>
@@ -318,6 +339,9 @@
     <w:p/>
     <w:p>
       <w:r>
+        <w:rPr>
+          <w:noProof/>
+        </w:rPr>
         <w:lastRenderedPageBreak/>
         <w:drawing>
           <wp:inline distT="0" distB="0" distL="0" distR="0" wp14:anchorId="1F38178B" wp14:editId="68621580">
@@ -367,6 +391,9 @@
     </w:p>
     <w:p>
       <w:r>
+        <w:rPr>
+          <w:noProof/>
+        </w:rPr>
         <w:drawing>
           <wp:inline distT="0" distB="0" distL="0" distR="0" wp14:anchorId="42DC441F" wp14:editId="172E3799">
             <wp:extent cx="4124901" cy="6020640"/>
@@ -407,6 +434,9 @@
     <w:p/>
     <w:p>
       <w:r>
+        <w:rPr>
+          <w:noProof/>
+        </w:rPr>
         <w:lastRenderedPageBreak/>
         <w:drawing>
           <wp:inline distT="0" distB="0" distL="0" distR="0" wp14:anchorId="114D9C98" wp14:editId="697D3501">
@@ -457,6 +487,9 @@
     </w:p>
     <w:p>
       <w:r>
+        <w:rPr>
+          <w:noProof/>
+        </w:rPr>
         <w:drawing>
           <wp:inline distT="0" distB="0" distL="0" distR="0" wp14:anchorId="4911D235" wp14:editId="4BBA061B">
             <wp:extent cx="3248478" cy="5649113"/>
@@ -498,6 +531,9 @@
     <w:p/>
     <w:p>
       <w:r>
+        <w:rPr>
+          <w:noProof/>
+        </w:rPr>
         <w:lastRenderedPageBreak/>
         <w:drawing>
           <wp:inline distT="0" distB="0" distL="0" distR="0" wp14:anchorId="53D677BC" wp14:editId="2FE3E15B">
@@ -548,6 +584,9 @@
     </w:p>
     <w:p>
       <w:r>
+        <w:rPr>
+          <w:noProof/>
+        </w:rPr>
         <w:drawing>
           <wp:inline distT="0" distB="0" distL="0" distR="0" wp14:anchorId="5072DB41" wp14:editId="61523E81">
             <wp:extent cx="4991797" cy="6182588"/>
@@ -588,6 +627,9 @@
     <w:p/>
     <w:p>
       <w:r>
+        <w:rPr>
+          <w:noProof/>
+        </w:rPr>
         <w:lastRenderedPageBreak/>
         <w:drawing>
           <wp:inline distT="0" distB="0" distL="0" distR="0" wp14:anchorId="22EA4C99" wp14:editId="11894B26">
@@ -638,6 +680,9 @@
     </w:p>
     <w:p>
       <w:r>
+        <w:rPr>
+          <w:noProof/>
+        </w:rPr>
         <w:drawing>
           <wp:inline distT="0" distB="0" distL="0" distR="0" wp14:anchorId="2D007A00" wp14:editId="065517C3">
             <wp:extent cx="4867954" cy="5915851"/>
@@ -677,6 +722,9 @@
     </w:p>
     <w:p>
       <w:r>
+        <w:rPr>
+          <w:noProof/>
+        </w:rPr>
         <w:lastRenderedPageBreak/>
         <w:drawing>
           <wp:inline distT="0" distB="0" distL="0" distR="0" wp14:anchorId="07D2D5B8" wp14:editId="3E5DA6DF">
@@ -726,6 +774,9 @@
     </w:p>
     <w:p>
       <w:r>
+        <w:rPr>
+          <w:noProof/>
+        </w:rPr>
         <w:drawing>
           <wp:inline distT="0" distB="0" distL="0" distR="0" wp14:anchorId="58683BE0" wp14:editId="31CDEB39">
             <wp:extent cx="3696216" cy="4639322"/>
@@ -766,6 +817,9 @@
     <w:p/>
     <w:p>
       <w:r>
+        <w:rPr>
+          <w:noProof/>
+        </w:rPr>
         <w:lastRenderedPageBreak/>
         <w:drawing>
           <wp:inline distT="0" distB="0" distL="0" distR="0" wp14:anchorId="64052229" wp14:editId="443217E5">
@@ -817,18 +871,18 @@
     <w:p>
       <w:r>
         <w:drawing>
-          <wp:inline distT="0" distB="0" distL="0" distR="0" wp14:anchorId="59A6834D" wp14:editId="6407FB42">
-            <wp:extent cx="3391373" cy="5287113"/>
-            <wp:effectExtent l="0" t="0" r="0" b="8890"/>
-            <wp:docPr id="1741509084" name="Picture 1"/>
-            <wp:cNvGraphicFramePr>
-              <a:graphicFrameLocks xmlns:a="http://schemas.openxmlformats.org/drawingml/2006/main" noChangeAspect="1"/>
-            </wp:cNvGraphicFramePr>
-            <a:graphic xmlns:a="http://schemas.openxmlformats.org/drawingml/2006/main">
-              <a:graphicData uri="http://schemas.openxmlformats.org/drawingml/2006/picture">
-                <pic:pic xmlns:pic="http://schemas.openxmlformats.org/drawingml/2006/picture">
-                  <pic:nvPicPr>
-                    <pic:cNvPr id="1741509084" name=""/>
+          <wp:inline distT="0" distB="0" distL="0" distR="0" wp14:anchorId="0521B483" wp14:editId="7916ACD0">
+            <wp:extent cx="3181794" cy="5544324"/>
+            <wp:effectExtent l="0" t="0" r="0" b="0"/>
+            <wp:docPr id="2107105212" name="Picture 1"/>
+            <wp:cNvGraphicFramePr>
+              <a:graphicFrameLocks xmlns:a="http://schemas.openxmlformats.org/drawingml/2006/main" noChangeAspect="1"/>
+            </wp:cNvGraphicFramePr>
+            <a:graphic xmlns:a="http://schemas.openxmlformats.org/drawingml/2006/main">
+              <a:graphicData uri="http://schemas.openxmlformats.org/drawingml/2006/picture">
+                <pic:pic xmlns:pic="http://schemas.openxmlformats.org/drawingml/2006/picture">
+                  <pic:nvPicPr>
+                    <pic:cNvPr id="2107105212" name=""/>
                     <pic:cNvPicPr/>
                   </pic:nvPicPr>
                   <pic:blipFill>
@@ -840,20 +894,73 @@
                   <pic:spPr>
                     <a:xfrm>
                       <a:off x="0" y="0"/>
-                      <a:ext cx="3391373" cy="5287113"/>
-                    </a:xfrm>
-                    <a:prstGeom prst="rect">
-                      <a:avLst/>
-                    </a:prstGeom>
-                  </pic:spPr>
-                </pic:pic>
-              </a:graphicData>
-            </a:graphic>
-          </wp:inline>
-        </w:drawing>
-      </w:r>
-    </w:p>
-    <w:p/>
+                      <a:ext cx="3181794" cy="5544324"/>
+                    </a:xfrm>
+                    <a:prstGeom prst="rect">
+                      <a:avLst/>
+                    </a:prstGeom>
+                  </pic:spPr>
+                </pic:pic>
+              </a:graphicData>
+            </a:graphic>
+          </wp:inline>
+        </w:drawing>
+      </w:r>
+    </w:p>
+    <w:p/>
+    <w:p>
+      <w:r>
+        <w:lastRenderedPageBreak/>
+        <w:drawing>
+          <wp:inline distT="0" distB="0" distL="0" distR="0" wp14:anchorId="41CD6AA8" wp14:editId="25330D83">
+            <wp:extent cx="5760720" cy="5467985"/>
+            <wp:effectExtent l="0" t="0" r="0" b="0"/>
+            <wp:docPr id="1949425925" name="Picture 1"/>
+            <wp:cNvGraphicFramePr>
+              <a:graphicFrameLocks xmlns:a="http://schemas.openxmlformats.org/drawingml/2006/main" noChangeAspect="1"/>
+            </wp:cNvGraphicFramePr>
+            <a:graphic xmlns:a="http://schemas.openxmlformats.org/drawingml/2006/main">
+              <a:graphicData uri="http://schemas.openxmlformats.org/drawingml/2006/picture">
+                <pic:pic xmlns:pic="http://schemas.openxmlformats.org/drawingml/2006/picture">
+                  <pic:nvPicPr>
+                    <pic:cNvPr id="1949425925" name=""/>
+                    <pic:cNvPicPr/>
+                  </pic:nvPicPr>
+                  <pic:blipFill>
+                    <a:blip r:embed="rId23"/>
+                    <a:stretch>
+                      <a:fillRect/>
+                    </a:stretch>
+                  </pic:blipFill>
+                  <pic:spPr>
+                    <a:xfrm>
+                      <a:off x="0" y="0"/>
+                      <a:ext cx="5760720" cy="5467985"/>
+                    </a:xfrm>
+                    <a:prstGeom prst="rect">
+                      <a:avLst/>
+                    </a:prstGeom>
+                  </pic:spPr>
+                </pic:pic>
+              </a:graphicData>
+            </a:graphic>
+          </wp:inline>
+        </w:drawing>
+      </w:r>
+    </w:p>
+    <w:p>
+      <w:pPr>
+        <w:rPr>
+          <w:rFonts w:asciiTheme="majorHAnsi" w:eastAsiaTheme="majorEastAsia" w:hAnsiTheme="majorHAnsi" w:cstheme="majorBidi"/>
+          <w:color w:val="2F5496" w:themeColor="accent1" w:themeShade="BF"/>
+          <w:sz w:val="40"/>
+          <w:szCs w:val="40"/>
+        </w:rPr>
+      </w:pPr>
+      <w:r>
+        <w:br w:type="page"/>
+      </w:r>
+    </w:p>
     <w:p>
       <w:pPr>
         <w:pStyle w:val="Heading1"/>
@@ -864,99 +971,559 @@
       </w:r>
     </w:p>
     <w:p>
-      <w:r>
-        <w:drawing>
-          <wp:inline distT="0" distB="0" distL="0" distR="0" wp14:anchorId="5041FF73" wp14:editId="0EF1AF54">
-            <wp:extent cx="3096057" cy="5353797"/>
-            <wp:effectExtent l="0" t="0" r="9525" b="0"/>
-            <wp:docPr id="1249633020" name="Picture 1"/>
-            <wp:cNvGraphicFramePr>
-              <a:graphicFrameLocks xmlns:a="http://schemas.openxmlformats.org/drawingml/2006/main" noChangeAspect="1"/>
-            </wp:cNvGraphicFramePr>
-            <a:graphic xmlns:a="http://schemas.openxmlformats.org/drawingml/2006/main">
-              <a:graphicData uri="http://schemas.openxmlformats.org/drawingml/2006/picture">
-                <pic:pic xmlns:pic="http://schemas.openxmlformats.org/drawingml/2006/picture">
-                  <pic:nvPicPr>
-                    <pic:cNvPr id="1249633020" name=""/>
-                    <pic:cNvPicPr/>
-                  </pic:nvPicPr>
-                  <pic:blipFill>
-                    <a:blip r:embed="rId23"/>
-                    <a:stretch>
-                      <a:fillRect/>
-                    </a:stretch>
-                  </pic:blipFill>
-                  <pic:spPr>
-                    <a:xfrm>
-                      <a:off x="0" y="0"/>
-                      <a:ext cx="3096057" cy="5353797"/>
-                    </a:xfrm>
-                    <a:prstGeom prst="rect">
-                      <a:avLst/>
-                    </a:prstGeom>
-                  </pic:spPr>
-                </pic:pic>
-              </a:graphicData>
-            </a:graphic>
-          </wp:inline>
-        </w:drawing>
-      </w:r>
-    </w:p>
-    <w:p/>
-    <w:p>
-      <w:r>
-        <w:lastRenderedPageBreak/>
-        <w:drawing>
-          <wp:inline distT="0" distB="0" distL="0" distR="0" wp14:anchorId="7F288344" wp14:editId="736E8779">
-            <wp:extent cx="5760720" cy="5701030"/>
-            <wp:effectExtent l="0" t="0" r="0" b="0"/>
-            <wp:docPr id="707456532" name="Picture 1"/>
-            <wp:cNvGraphicFramePr>
-              <a:graphicFrameLocks xmlns:a="http://schemas.openxmlformats.org/drawingml/2006/main" noChangeAspect="1"/>
-            </wp:cNvGraphicFramePr>
-            <a:graphic xmlns:a="http://schemas.openxmlformats.org/drawingml/2006/main">
-              <a:graphicData uri="http://schemas.openxmlformats.org/drawingml/2006/picture">
-                <pic:pic xmlns:pic="http://schemas.openxmlformats.org/drawingml/2006/picture">
-                  <pic:nvPicPr>
-                    <pic:cNvPr id="707456532" name=""/>
-                    <pic:cNvPicPr/>
-                  </pic:nvPicPr>
-                  <pic:blipFill>
-                    <a:blip r:embed="rId24"/>
-                    <a:stretch>
-                      <a:fillRect/>
-                    </a:stretch>
-                  </pic:blipFill>
-                  <pic:spPr>
-                    <a:xfrm>
-                      <a:off x="0" y="0"/>
-                      <a:ext cx="5760720" cy="5701030"/>
-                    </a:xfrm>
-                    <a:prstGeom prst="rect">
-                      <a:avLst/>
-                    </a:prstGeom>
-                  </pic:spPr>
-                </pic:pic>
-              </a:graphicData>
-            </a:graphic>
-          </wp:inline>
-        </w:drawing>
-      </w:r>
-    </w:p>
-    <w:p/>
-    <w:p/>
-    <w:p/>
-    <w:p>
       <w:pPr>
         <w:pStyle w:val="Heading1"/>
       </w:pPr>
       <w:r>
+        <w:drawing>
+          <wp:inline distT="0" distB="0" distL="0" distR="0" wp14:anchorId="10E0B7BF" wp14:editId="17F5DDD3">
+            <wp:extent cx="3391373" cy="5096586"/>
+            <wp:effectExtent l="0" t="0" r="0" b="8890"/>
+            <wp:docPr id="1568590367" name="Picture 1"/>
+            <wp:cNvGraphicFramePr>
+              <a:graphicFrameLocks xmlns:a="http://schemas.openxmlformats.org/drawingml/2006/main" noChangeAspect="1"/>
+            </wp:cNvGraphicFramePr>
+            <a:graphic xmlns:a="http://schemas.openxmlformats.org/drawingml/2006/main">
+              <a:graphicData uri="http://schemas.openxmlformats.org/drawingml/2006/picture">
+                <pic:pic xmlns:pic="http://schemas.openxmlformats.org/drawingml/2006/picture">
+                  <pic:nvPicPr>
+                    <pic:cNvPr id="1568590367" name=""/>
+                    <pic:cNvPicPr/>
+                  </pic:nvPicPr>
+                  <pic:blipFill>
+                    <a:blip r:embed="rId24"/>
+                    <a:stretch>
+                      <a:fillRect/>
+                    </a:stretch>
+                  </pic:blipFill>
+                  <pic:spPr>
+                    <a:xfrm>
+                      <a:off x="0" y="0"/>
+                      <a:ext cx="3391373" cy="5096586"/>
+                    </a:xfrm>
+                    <a:prstGeom prst="rect">
+                      <a:avLst/>
+                    </a:prstGeom>
+                  </pic:spPr>
+                </pic:pic>
+              </a:graphicData>
+            </a:graphic>
+          </wp:inline>
+        </w:drawing>
+      </w:r>
+    </w:p>
+    <w:p>
+      <w:r>
+        <w:lastRenderedPageBreak/>
+        <w:drawing>
+          <wp:inline distT="0" distB="0" distL="0" distR="0" wp14:anchorId="5D72471A" wp14:editId="041EA08B">
+            <wp:extent cx="5029902" cy="4591691"/>
+            <wp:effectExtent l="0" t="0" r="0" b="0"/>
+            <wp:docPr id="815501272" name="Picture 1"/>
+            <wp:cNvGraphicFramePr>
+              <a:graphicFrameLocks xmlns:a="http://schemas.openxmlformats.org/drawingml/2006/main" noChangeAspect="1"/>
+            </wp:cNvGraphicFramePr>
+            <a:graphic xmlns:a="http://schemas.openxmlformats.org/drawingml/2006/main">
+              <a:graphicData uri="http://schemas.openxmlformats.org/drawingml/2006/picture">
+                <pic:pic xmlns:pic="http://schemas.openxmlformats.org/drawingml/2006/picture">
+                  <pic:nvPicPr>
+                    <pic:cNvPr id="815501272" name=""/>
+                    <pic:cNvPicPr/>
+                  </pic:nvPicPr>
+                  <pic:blipFill>
+                    <a:blip r:embed="rId25"/>
+                    <a:stretch>
+                      <a:fillRect/>
+                    </a:stretch>
+                  </pic:blipFill>
+                  <pic:spPr>
+                    <a:xfrm>
+                      <a:off x="0" y="0"/>
+                      <a:ext cx="5029902" cy="4591691"/>
+                    </a:xfrm>
+                    <a:prstGeom prst="rect">
+                      <a:avLst/>
+                    </a:prstGeom>
+                  </pic:spPr>
+                </pic:pic>
+              </a:graphicData>
+            </a:graphic>
+          </wp:inline>
+        </w:drawing>
+      </w:r>
+    </w:p>
+    <w:p/>
+    <w:p/>
+    <w:p/>
+    <w:p/>
+    <w:p>
+      <w:pPr>
+        <w:pStyle w:val="Heading1"/>
+      </w:pPr>
+      <w:r>
+        <w:lastRenderedPageBreak/>
+        <w:t>Voorbeeld L</w:t>
+      </w:r>
+    </w:p>
+    <w:p>
+      <w:r>
+        <w:drawing>
+          <wp:inline distT="0" distB="0" distL="0" distR="0" wp14:anchorId="12C86B80" wp14:editId="2DD0D97B">
+            <wp:extent cx="3962953" cy="3791479"/>
+            <wp:effectExtent l="0" t="0" r="0" b="0"/>
+            <wp:docPr id="1982588911" name="Picture 1"/>
+            <wp:cNvGraphicFramePr>
+              <a:graphicFrameLocks xmlns:a="http://schemas.openxmlformats.org/drawingml/2006/main" noChangeAspect="1"/>
+            </wp:cNvGraphicFramePr>
+            <a:graphic xmlns:a="http://schemas.openxmlformats.org/drawingml/2006/main">
+              <a:graphicData uri="http://schemas.openxmlformats.org/drawingml/2006/picture">
+                <pic:pic xmlns:pic="http://schemas.openxmlformats.org/drawingml/2006/picture">
+                  <pic:nvPicPr>
+                    <pic:cNvPr id="1982588911" name=""/>
+                    <pic:cNvPicPr/>
+                  </pic:nvPicPr>
+                  <pic:blipFill>
+                    <a:blip r:embed="rId26"/>
+                    <a:stretch>
+                      <a:fillRect/>
+                    </a:stretch>
+                  </pic:blipFill>
+                  <pic:spPr>
+                    <a:xfrm>
+                      <a:off x="0" y="0"/>
+                      <a:ext cx="3962953" cy="3791479"/>
+                    </a:xfrm>
+                    <a:prstGeom prst="rect">
+                      <a:avLst/>
+                    </a:prstGeom>
+                  </pic:spPr>
+                </pic:pic>
+              </a:graphicData>
+            </a:graphic>
+          </wp:inline>
+        </w:drawing>
+      </w:r>
+    </w:p>
+    <w:p>
+      <w:r>
+        <w:lastRenderedPageBreak/>
+        <w:drawing>
+          <wp:inline distT="0" distB="0" distL="0" distR="0" wp14:anchorId="19BFBA26" wp14:editId="160DBFB0">
+            <wp:extent cx="5760720" cy="4899025"/>
+            <wp:effectExtent l="0" t="0" r="0" b="0"/>
+            <wp:docPr id="1846449417" name="Picture 1"/>
+            <wp:cNvGraphicFramePr>
+              <a:graphicFrameLocks xmlns:a="http://schemas.openxmlformats.org/drawingml/2006/main" noChangeAspect="1"/>
+            </wp:cNvGraphicFramePr>
+            <a:graphic xmlns:a="http://schemas.openxmlformats.org/drawingml/2006/main">
+              <a:graphicData uri="http://schemas.openxmlformats.org/drawingml/2006/picture">
+                <pic:pic xmlns:pic="http://schemas.openxmlformats.org/drawingml/2006/picture">
+                  <pic:nvPicPr>
+                    <pic:cNvPr id="1846449417" name=""/>
+                    <pic:cNvPicPr/>
+                  </pic:nvPicPr>
+                  <pic:blipFill>
+                    <a:blip r:embed="rId27"/>
+                    <a:stretch>
+                      <a:fillRect/>
+                    </a:stretch>
+                  </pic:blipFill>
+                  <pic:spPr>
+                    <a:xfrm>
+                      <a:off x="0" y="0"/>
+                      <a:ext cx="5760720" cy="4899025"/>
+                    </a:xfrm>
+                    <a:prstGeom prst="rect">
+                      <a:avLst/>
+                    </a:prstGeom>
+                  </pic:spPr>
+                </pic:pic>
+              </a:graphicData>
+            </a:graphic>
+          </wp:inline>
+        </w:drawing>
+      </w:r>
+    </w:p>
+    <w:p/>
+    <w:p>
+      <w:pPr>
+        <w:pStyle w:val="Heading1"/>
+      </w:pPr>
+      <w:r>
+        <w:lastRenderedPageBreak/>
+        <w:t>Voorbeeld M</w:t>
+      </w:r>
+    </w:p>
+    <w:p>
+      <w:r>
+        <w:drawing>
+          <wp:inline distT="0" distB="0" distL="0" distR="0" wp14:anchorId="61D8DEC3" wp14:editId="57E6D0BB">
+            <wp:extent cx="2781688" cy="3458058"/>
+            <wp:effectExtent l="0" t="0" r="0" b="9525"/>
+            <wp:docPr id="759870060" name="Picture 1"/>
+            <wp:cNvGraphicFramePr>
+              <a:graphicFrameLocks xmlns:a="http://schemas.openxmlformats.org/drawingml/2006/main" noChangeAspect="1"/>
+            </wp:cNvGraphicFramePr>
+            <a:graphic xmlns:a="http://schemas.openxmlformats.org/drawingml/2006/main">
+              <a:graphicData uri="http://schemas.openxmlformats.org/drawingml/2006/picture">
+                <pic:pic xmlns:pic="http://schemas.openxmlformats.org/drawingml/2006/picture">
+                  <pic:nvPicPr>
+                    <pic:cNvPr id="759870060" name=""/>
+                    <pic:cNvPicPr/>
+                  </pic:nvPicPr>
+                  <pic:blipFill>
+                    <a:blip r:embed="rId28"/>
+                    <a:stretch>
+                      <a:fillRect/>
+                    </a:stretch>
+                  </pic:blipFill>
+                  <pic:spPr>
+                    <a:xfrm>
+                      <a:off x="0" y="0"/>
+                      <a:ext cx="2781688" cy="3458058"/>
+                    </a:xfrm>
+                    <a:prstGeom prst="rect">
+                      <a:avLst/>
+                    </a:prstGeom>
+                  </pic:spPr>
+                </pic:pic>
+              </a:graphicData>
+            </a:graphic>
+          </wp:inline>
+        </w:drawing>
+      </w:r>
+    </w:p>
+    <w:p/>
+    <w:p>
+      <w:r>
+        <w:lastRenderedPageBreak/>
+        <w:drawing>
+          <wp:inline distT="0" distB="0" distL="0" distR="0" wp14:anchorId="5DFE4217" wp14:editId="42F0623B">
+            <wp:extent cx="5760720" cy="5780405"/>
+            <wp:effectExtent l="0" t="0" r="0" b="0"/>
+            <wp:docPr id="1214283041" name="Picture 1"/>
+            <wp:cNvGraphicFramePr>
+              <a:graphicFrameLocks xmlns:a="http://schemas.openxmlformats.org/drawingml/2006/main" noChangeAspect="1"/>
+            </wp:cNvGraphicFramePr>
+            <a:graphic xmlns:a="http://schemas.openxmlformats.org/drawingml/2006/main">
+              <a:graphicData uri="http://schemas.openxmlformats.org/drawingml/2006/picture">
+                <pic:pic xmlns:pic="http://schemas.openxmlformats.org/drawingml/2006/picture">
+                  <pic:nvPicPr>
+                    <pic:cNvPr id="1214283041" name=""/>
+                    <pic:cNvPicPr/>
+                  </pic:nvPicPr>
+                  <pic:blipFill>
+                    <a:blip r:embed="rId29"/>
+                    <a:stretch>
+                      <a:fillRect/>
+                    </a:stretch>
+                  </pic:blipFill>
+                  <pic:spPr>
+                    <a:xfrm>
+                      <a:off x="0" y="0"/>
+                      <a:ext cx="5760720" cy="5780405"/>
+                    </a:xfrm>
+                    <a:prstGeom prst="rect">
+                      <a:avLst/>
+                    </a:prstGeom>
+                  </pic:spPr>
+                </pic:pic>
+              </a:graphicData>
+            </a:graphic>
+          </wp:inline>
+        </w:drawing>
+      </w:r>
+    </w:p>
+    <w:p>
+      <w:pPr>
+        <w:pStyle w:val="Heading1"/>
+      </w:pPr>
+      <w:r>
+        <w:lastRenderedPageBreak/>
+        <w:t>Voorbeeld N</w:t>
+      </w:r>
+    </w:p>
+    <w:p>
+      <w:r>
+        <w:drawing>
+          <wp:inline distT="0" distB="0" distL="0" distR="0" wp14:anchorId="1D587241" wp14:editId="6523EBCC">
+            <wp:extent cx="4029637" cy="5820587"/>
+            <wp:effectExtent l="0" t="0" r="9525" b="8890"/>
+            <wp:docPr id="751416081" name="Picture 1"/>
+            <wp:cNvGraphicFramePr>
+              <a:graphicFrameLocks xmlns:a="http://schemas.openxmlformats.org/drawingml/2006/main" noChangeAspect="1"/>
+            </wp:cNvGraphicFramePr>
+            <a:graphic xmlns:a="http://schemas.openxmlformats.org/drawingml/2006/main">
+              <a:graphicData uri="http://schemas.openxmlformats.org/drawingml/2006/picture">
+                <pic:pic xmlns:pic="http://schemas.openxmlformats.org/drawingml/2006/picture">
+                  <pic:nvPicPr>
+                    <pic:cNvPr id="751416081" name=""/>
+                    <pic:cNvPicPr/>
+                  </pic:nvPicPr>
+                  <pic:blipFill>
+                    <a:blip r:embed="rId30"/>
+                    <a:stretch>
+                      <a:fillRect/>
+                    </a:stretch>
+                  </pic:blipFill>
+                  <pic:spPr>
+                    <a:xfrm>
+                      <a:off x="0" y="0"/>
+                      <a:ext cx="4029637" cy="5820587"/>
+                    </a:xfrm>
+                    <a:prstGeom prst="rect">
+                      <a:avLst/>
+                    </a:prstGeom>
+                  </pic:spPr>
+                </pic:pic>
+              </a:graphicData>
+            </a:graphic>
+          </wp:inline>
+        </w:drawing>
+      </w:r>
+    </w:p>
+    <w:p>
+      <w:r>
+        <w:lastRenderedPageBreak/>
+        <w:drawing>
+          <wp:inline distT="0" distB="0" distL="0" distR="0" wp14:anchorId="4A76C716" wp14:editId="657F9A80">
+            <wp:extent cx="5760720" cy="4126865"/>
+            <wp:effectExtent l="0" t="0" r="0" b="6985"/>
+            <wp:docPr id="1881031321" name="Picture 1"/>
+            <wp:cNvGraphicFramePr>
+              <a:graphicFrameLocks xmlns:a="http://schemas.openxmlformats.org/drawingml/2006/main" noChangeAspect="1"/>
+            </wp:cNvGraphicFramePr>
+            <a:graphic xmlns:a="http://schemas.openxmlformats.org/drawingml/2006/main">
+              <a:graphicData uri="http://schemas.openxmlformats.org/drawingml/2006/picture">
+                <pic:pic xmlns:pic="http://schemas.openxmlformats.org/drawingml/2006/picture">
+                  <pic:nvPicPr>
+                    <pic:cNvPr id="1881031321" name=""/>
+                    <pic:cNvPicPr/>
+                  </pic:nvPicPr>
+                  <pic:blipFill>
+                    <a:blip r:embed="rId31"/>
+                    <a:stretch>
+                      <a:fillRect/>
+                    </a:stretch>
+                  </pic:blipFill>
+                  <pic:spPr>
+                    <a:xfrm>
+                      <a:off x="0" y="0"/>
+                      <a:ext cx="5760720" cy="4126865"/>
+                    </a:xfrm>
+                    <a:prstGeom prst="rect">
+                      <a:avLst/>
+                    </a:prstGeom>
+                  </pic:spPr>
+                </pic:pic>
+              </a:graphicData>
+            </a:graphic>
+          </wp:inline>
+        </w:drawing>
+      </w:r>
+    </w:p>
+    <w:p/>
+    <w:p/>
+    <w:p>
+      <w:pPr>
+        <w:pStyle w:val="Heading1"/>
+      </w:pPr>
+      <w:r>
+        <w:lastRenderedPageBreak/>
+        <w:t>Voorbeeld O</w:t>
+      </w:r>
+    </w:p>
+    <w:p>
+      <w:pPr>
+        <w:pStyle w:val="Heading1"/>
+      </w:pPr>
+      <w:r>
+        <w:drawing>
+          <wp:inline distT="0" distB="0" distL="0" distR="0" wp14:anchorId="4C6D92DD" wp14:editId="22A7F6BD">
+            <wp:extent cx="4372585" cy="3686689"/>
+            <wp:effectExtent l="0" t="0" r="9525" b="9525"/>
+            <wp:docPr id="1544823306" name="Picture 1"/>
+            <wp:cNvGraphicFramePr>
+              <a:graphicFrameLocks xmlns:a="http://schemas.openxmlformats.org/drawingml/2006/main" noChangeAspect="1"/>
+            </wp:cNvGraphicFramePr>
+            <a:graphic xmlns:a="http://schemas.openxmlformats.org/drawingml/2006/main">
+              <a:graphicData uri="http://schemas.openxmlformats.org/drawingml/2006/picture">
+                <pic:pic xmlns:pic="http://schemas.openxmlformats.org/drawingml/2006/picture">
+                  <pic:nvPicPr>
+                    <pic:cNvPr id="1544823306" name=""/>
+                    <pic:cNvPicPr/>
+                  </pic:nvPicPr>
+                  <pic:blipFill>
+                    <a:blip r:embed="rId32"/>
+                    <a:stretch>
+                      <a:fillRect/>
+                    </a:stretch>
+                  </pic:blipFill>
+                  <pic:spPr>
+                    <a:xfrm>
+                      <a:off x="0" y="0"/>
+                      <a:ext cx="4372585" cy="3686689"/>
+                    </a:xfrm>
+                    <a:prstGeom prst="rect">
+                      <a:avLst/>
+                    </a:prstGeom>
+                  </pic:spPr>
+                </pic:pic>
+              </a:graphicData>
+            </a:graphic>
+          </wp:inline>
+        </w:drawing>
+      </w:r>
+    </w:p>
+    <w:p/>
+    <w:p>
+      <w:r>
+        <w:lastRenderedPageBreak/>
+        <w:drawing>
+          <wp:inline distT="0" distB="0" distL="0" distR="0" wp14:anchorId="18FE6787" wp14:editId="081B0D10">
+            <wp:extent cx="5760720" cy="5088255"/>
+            <wp:effectExtent l="0" t="0" r="0" b="0"/>
+            <wp:docPr id="1001464048" name="Picture 1"/>
+            <wp:cNvGraphicFramePr>
+              <a:graphicFrameLocks xmlns:a="http://schemas.openxmlformats.org/drawingml/2006/main" noChangeAspect="1"/>
+            </wp:cNvGraphicFramePr>
+            <a:graphic xmlns:a="http://schemas.openxmlformats.org/drawingml/2006/main">
+              <a:graphicData uri="http://schemas.openxmlformats.org/drawingml/2006/picture">
+                <pic:pic xmlns:pic="http://schemas.openxmlformats.org/drawingml/2006/picture">
+                  <pic:nvPicPr>
+                    <pic:cNvPr id="1001464048" name=""/>
+                    <pic:cNvPicPr/>
+                  </pic:nvPicPr>
+                  <pic:blipFill>
+                    <a:blip r:embed="rId33"/>
+                    <a:stretch>
+                      <a:fillRect/>
+                    </a:stretch>
+                  </pic:blipFill>
+                  <pic:spPr>
+                    <a:xfrm>
+                      <a:off x="0" y="0"/>
+                      <a:ext cx="5760720" cy="5088255"/>
+                    </a:xfrm>
+                    <a:prstGeom prst="rect">
+                      <a:avLst/>
+                    </a:prstGeom>
+                  </pic:spPr>
+                </pic:pic>
+              </a:graphicData>
+            </a:graphic>
+          </wp:inline>
+        </w:drawing>
+      </w:r>
+    </w:p>
+    <w:p/>
+    <w:p>
+      <w:pPr>
+        <w:pStyle w:val="Heading1"/>
+      </w:pPr>
+      <w:r>
+        <w:lastRenderedPageBreak/>
+        <w:t>Voorbeeld P</w:t>
+      </w:r>
+    </w:p>
+    <w:p>
+      <w:r>
+        <w:drawing>
+          <wp:inline distT="0" distB="0" distL="0" distR="0" wp14:anchorId="69213CC2" wp14:editId="3B24D77D">
+            <wp:extent cx="2876951" cy="3839111"/>
+            <wp:effectExtent l="0" t="0" r="0" b="9525"/>
+            <wp:docPr id="945569228" name="Picture 1"/>
+            <wp:cNvGraphicFramePr>
+              <a:graphicFrameLocks xmlns:a="http://schemas.openxmlformats.org/drawingml/2006/main" noChangeAspect="1"/>
+            </wp:cNvGraphicFramePr>
+            <a:graphic xmlns:a="http://schemas.openxmlformats.org/drawingml/2006/main">
+              <a:graphicData uri="http://schemas.openxmlformats.org/drawingml/2006/picture">
+                <pic:pic xmlns:pic="http://schemas.openxmlformats.org/drawingml/2006/picture">
+                  <pic:nvPicPr>
+                    <pic:cNvPr id="945569228" name=""/>
+                    <pic:cNvPicPr/>
+                  </pic:nvPicPr>
+                  <pic:blipFill>
+                    <a:blip r:embed="rId34"/>
+                    <a:stretch>
+                      <a:fillRect/>
+                    </a:stretch>
+                  </pic:blipFill>
+                  <pic:spPr>
+                    <a:xfrm>
+                      <a:off x="0" y="0"/>
+                      <a:ext cx="2876951" cy="3839111"/>
+                    </a:xfrm>
+                    <a:prstGeom prst="rect">
+                      <a:avLst/>
+                    </a:prstGeom>
+                  </pic:spPr>
+                </pic:pic>
+              </a:graphicData>
+            </a:graphic>
+          </wp:inline>
+        </w:drawing>
+      </w:r>
+    </w:p>
+    <w:p/>
+    <w:p>
+      <w:r>
+        <w:lastRenderedPageBreak/>
+        <w:drawing>
+          <wp:inline distT="0" distB="0" distL="0" distR="0" wp14:anchorId="6CC98C2E" wp14:editId="58D6EE1A">
+            <wp:extent cx="5760720" cy="5519420"/>
+            <wp:effectExtent l="0" t="0" r="0" b="5080"/>
+            <wp:docPr id="851933482" name="Picture 1"/>
+            <wp:cNvGraphicFramePr>
+              <a:graphicFrameLocks xmlns:a="http://schemas.openxmlformats.org/drawingml/2006/main" noChangeAspect="1"/>
+            </wp:cNvGraphicFramePr>
+            <a:graphic xmlns:a="http://schemas.openxmlformats.org/drawingml/2006/main">
+              <a:graphicData uri="http://schemas.openxmlformats.org/drawingml/2006/picture">
+                <pic:pic xmlns:pic="http://schemas.openxmlformats.org/drawingml/2006/picture">
+                  <pic:nvPicPr>
+                    <pic:cNvPr id="851933482" name=""/>
+                    <pic:cNvPicPr/>
+                  </pic:nvPicPr>
+                  <pic:blipFill>
+                    <a:blip r:embed="rId35"/>
+                    <a:stretch>
+                      <a:fillRect/>
+                    </a:stretch>
+                  </pic:blipFill>
+                  <pic:spPr>
+                    <a:xfrm>
+                      <a:off x="0" y="0"/>
+                      <a:ext cx="5760720" cy="5519420"/>
+                    </a:xfrm>
+                    <a:prstGeom prst="rect">
+                      <a:avLst/>
+                    </a:prstGeom>
+                  </pic:spPr>
+                </pic:pic>
+              </a:graphicData>
+            </a:graphic>
+          </wp:inline>
+        </w:drawing>
+      </w:r>
+    </w:p>
+    <w:p/>
+    <w:p/>
+    <w:p/>
+    <w:p/>
+    <w:p>
+      <w:pPr>
+        <w:pStyle w:val="Heading1"/>
+      </w:pPr>
+      <w:r>
         <w:lastRenderedPageBreak/>
         <w:t>Voorbeeld Q</w:t>
       </w:r>
     </w:p>
     <w:p>
       <w:r>
+        <w:rPr>
+          <w:noProof/>
+        </w:rPr>
         <w:drawing>
           <wp:inline distT="0" distB="0" distL="0" distR="0" wp14:anchorId="54A46973" wp14:editId="79843652">
             <wp:extent cx="5760720" cy="7005955"/>
@@ -973,7 +1540,7 @@
                     <pic:cNvPicPr/>
                   </pic:nvPicPr>
                   <pic:blipFill>
-                    <a:blip r:embed="rId25"/>
+                    <a:blip r:embed="rId36"/>
                     <a:stretch>
                       <a:fillRect/>
                     </a:stretch>
@@ -996,6 +1563,9 @@
     </w:p>
     <w:p>
       <w:r>
+        <w:rPr>
+          <w:noProof/>
+        </w:rPr>
         <w:lastRenderedPageBreak/>
         <w:drawing>
           <wp:inline distT="0" distB="0" distL="0" distR="0" wp14:anchorId="7EA00CD8" wp14:editId="5D19BC51">
@@ -1013,7 +1583,7 @@
                     <pic:cNvPicPr/>
                   </pic:nvPicPr>
                   <pic:blipFill>
-                    <a:blip r:embed="rId26"/>
+                    <a:blip r:embed="rId37"/>
                     <a:stretch>
                       <a:fillRect/>
                     </a:stretch>
@@ -1034,6 +1604,971 @@
         </w:drawing>
       </w:r>
     </w:p>
+    <w:p>
+      <w:pPr>
+        <w:pStyle w:val="Heading1"/>
+      </w:pPr>
+      <w:r>
+        <w:lastRenderedPageBreak/>
+        <w:t>Voorbeeld R</w:t>
+      </w:r>
+    </w:p>
+    <w:p>
+      <w:r>
+        <w:drawing>
+          <wp:inline distT="0" distB="0" distL="0" distR="0" wp14:anchorId="0D9E2303" wp14:editId="06B1DF38">
+            <wp:extent cx="2619741" cy="7954485"/>
+            <wp:effectExtent l="0" t="0" r="9525" b="0"/>
+            <wp:docPr id="2134022700" name="Picture 1"/>
+            <wp:cNvGraphicFramePr>
+              <a:graphicFrameLocks xmlns:a="http://schemas.openxmlformats.org/drawingml/2006/main" noChangeAspect="1"/>
+            </wp:cNvGraphicFramePr>
+            <a:graphic xmlns:a="http://schemas.openxmlformats.org/drawingml/2006/main">
+              <a:graphicData uri="http://schemas.openxmlformats.org/drawingml/2006/picture">
+                <pic:pic xmlns:pic="http://schemas.openxmlformats.org/drawingml/2006/picture">
+                  <pic:nvPicPr>
+                    <pic:cNvPr id="2134022700" name=""/>
+                    <pic:cNvPicPr/>
+                  </pic:nvPicPr>
+                  <pic:blipFill>
+                    <a:blip r:embed="rId38"/>
+                    <a:stretch>
+                      <a:fillRect/>
+                    </a:stretch>
+                  </pic:blipFill>
+                  <pic:spPr>
+                    <a:xfrm>
+                      <a:off x="0" y="0"/>
+                      <a:ext cx="2619741" cy="7954485"/>
+                    </a:xfrm>
+                    <a:prstGeom prst="rect">
+                      <a:avLst/>
+                    </a:prstGeom>
+                  </pic:spPr>
+                </pic:pic>
+              </a:graphicData>
+            </a:graphic>
+          </wp:inline>
+        </w:drawing>
+      </w:r>
+    </w:p>
+    <w:p>
+      <w:r>
+        <w:lastRenderedPageBreak/>
+        <w:drawing>
+          <wp:inline distT="0" distB="0" distL="0" distR="0" wp14:anchorId="7501EF15" wp14:editId="663DF3F5">
+            <wp:extent cx="2410161" cy="8287907"/>
+            <wp:effectExtent l="0" t="0" r="9525" b="0"/>
+            <wp:docPr id="1903036056" name="Picture 1"/>
+            <wp:cNvGraphicFramePr>
+              <a:graphicFrameLocks xmlns:a="http://schemas.openxmlformats.org/drawingml/2006/main" noChangeAspect="1"/>
+            </wp:cNvGraphicFramePr>
+            <a:graphic xmlns:a="http://schemas.openxmlformats.org/drawingml/2006/main">
+              <a:graphicData uri="http://schemas.openxmlformats.org/drawingml/2006/picture">
+                <pic:pic xmlns:pic="http://schemas.openxmlformats.org/drawingml/2006/picture">
+                  <pic:nvPicPr>
+                    <pic:cNvPr id="1903036056" name=""/>
+                    <pic:cNvPicPr/>
+                  </pic:nvPicPr>
+                  <pic:blipFill>
+                    <a:blip r:embed="rId39"/>
+                    <a:stretch>
+                      <a:fillRect/>
+                    </a:stretch>
+                  </pic:blipFill>
+                  <pic:spPr>
+                    <a:xfrm>
+                      <a:off x="0" y="0"/>
+                      <a:ext cx="2410161" cy="8287907"/>
+                    </a:xfrm>
+                    <a:prstGeom prst="rect">
+                      <a:avLst/>
+                    </a:prstGeom>
+                  </pic:spPr>
+                </pic:pic>
+              </a:graphicData>
+            </a:graphic>
+          </wp:inline>
+        </w:drawing>
+      </w:r>
+    </w:p>
+    <w:p>
+      <w:r>
+        <w:lastRenderedPageBreak/>
+        <w:drawing>
+          <wp:inline distT="0" distB="0" distL="0" distR="0" wp14:anchorId="4D52E11F" wp14:editId="7F933E6C">
+            <wp:extent cx="2076740" cy="7859222"/>
+            <wp:effectExtent l="0" t="0" r="0" b="8890"/>
+            <wp:docPr id="1353547192" name="Picture 1"/>
+            <wp:cNvGraphicFramePr>
+              <a:graphicFrameLocks xmlns:a="http://schemas.openxmlformats.org/drawingml/2006/main" noChangeAspect="1"/>
+            </wp:cNvGraphicFramePr>
+            <a:graphic xmlns:a="http://schemas.openxmlformats.org/drawingml/2006/main">
+              <a:graphicData uri="http://schemas.openxmlformats.org/drawingml/2006/picture">
+                <pic:pic xmlns:pic="http://schemas.openxmlformats.org/drawingml/2006/picture">
+                  <pic:nvPicPr>
+                    <pic:cNvPr id="1353547192" name=""/>
+                    <pic:cNvPicPr/>
+                  </pic:nvPicPr>
+                  <pic:blipFill>
+                    <a:blip r:embed="rId40"/>
+                    <a:stretch>
+                      <a:fillRect/>
+                    </a:stretch>
+                  </pic:blipFill>
+                  <pic:spPr>
+                    <a:xfrm>
+                      <a:off x="0" y="0"/>
+                      <a:ext cx="2076740" cy="7859222"/>
+                    </a:xfrm>
+                    <a:prstGeom prst="rect">
+                      <a:avLst/>
+                    </a:prstGeom>
+                  </pic:spPr>
+                </pic:pic>
+              </a:graphicData>
+            </a:graphic>
+          </wp:inline>
+        </w:drawing>
+      </w:r>
+    </w:p>
+    <w:p>
+      <w:r>
+        <w:lastRenderedPageBreak/>
+        <w:drawing>
+          <wp:inline distT="0" distB="0" distL="0" distR="0" wp14:anchorId="77C3A507" wp14:editId="279EF07C">
+            <wp:extent cx="3791479" cy="3286584"/>
+            <wp:effectExtent l="0" t="0" r="0" b="9525"/>
+            <wp:docPr id="1950353527" name="Picture 1"/>
+            <wp:cNvGraphicFramePr>
+              <a:graphicFrameLocks xmlns:a="http://schemas.openxmlformats.org/drawingml/2006/main" noChangeAspect="1"/>
+            </wp:cNvGraphicFramePr>
+            <a:graphic xmlns:a="http://schemas.openxmlformats.org/drawingml/2006/main">
+              <a:graphicData uri="http://schemas.openxmlformats.org/drawingml/2006/picture">
+                <pic:pic xmlns:pic="http://schemas.openxmlformats.org/drawingml/2006/picture">
+                  <pic:nvPicPr>
+                    <pic:cNvPr id="1950353527" name=""/>
+                    <pic:cNvPicPr/>
+                  </pic:nvPicPr>
+                  <pic:blipFill>
+                    <a:blip r:embed="rId41"/>
+                    <a:stretch>
+                      <a:fillRect/>
+                    </a:stretch>
+                  </pic:blipFill>
+                  <pic:spPr>
+                    <a:xfrm>
+                      <a:off x="0" y="0"/>
+                      <a:ext cx="3791479" cy="3286584"/>
+                    </a:xfrm>
+                    <a:prstGeom prst="rect">
+                      <a:avLst/>
+                    </a:prstGeom>
+                  </pic:spPr>
+                </pic:pic>
+              </a:graphicData>
+            </a:graphic>
+          </wp:inline>
+        </w:drawing>
+      </w:r>
+    </w:p>
+    <w:p>
+      <w:r>
+        <w:lastRenderedPageBreak/>
+        <w:drawing>
+          <wp:inline distT="0" distB="0" distL="0" distR="0" wp14:anchorId="3871F5D0" wp14:editId="141DE131">
+            <wp:extent cx="5760720" cy="5861685"/>
+            <wp:effectExtent l="0" t="0" r="0" b="5715"/>
+            <wp:docPr id="769825413" name="Picture 1"/>
+            <wp:cNvGraphicFramePr>
+              <a:graphicFrameLocks xmlns:a="http://schemas.openxmlformats.org/drawingml/2006/main" noChangeAspect="1"/>
+            </wp:cNvGraphicFramePr>
+            <a:graphic xmlns:a="http://schemas.openxmlformats.org/drawingml/2006/main">
+              <a:graphicData uri="http://schemas.openxmlformats.org/drawingml/2006/picture">
+                <pic:pic xmlns:pic="http://schemas.openxmlformats.org/drawingml/2006/picture">
+                  <pic:nvPicPr>
+                    <pic:cNvPr id="769825413" name=""/>
+                    <pic:cNvPicPr/>
+                  </pic:nvPicPr>
+                  <pic:blipFill>
+                    <a:blip r:embed="rId42"/>
+                    <a:stretch>
+                      <a:fillRect/>
+                    </a:stretch>
+                  </pic:blipFill>
+                  <pic:spPr>
+                    <a:xfrm>
+                      <a:off x="0" y="0"/>
+                      <a:ext cx="5760720" cy="5861685"/>
+                    </a:xfrm>
+                    <a:prstGeom prst="rect">
+                      <a:avLst/>
+                    </a:prstGeom>
+                  </pic:spPr>
+                </pic:pic>
+              </a:graphicData>
+            </a:graphic>
+          </wp:inline>
+        </w:drawing>
+      </w:r>
+    </w:p>
+    <w:p>
+      <w:pPr>
+        <w:pStyle w:val="Heading1"/>
+      </w:pPr>
+      <w:r>
+        <w:lastRenderedPageBreak/>
+        <w:t>Voorbeeld T</w:t>
+      </w:r>
+    </w:p>
+    <w:p>
+      <w:r>
+        <w:drawing>
+          <wp:inline distT="0" distB="0" distL="0" distR="0" wp14:anchorId="53421341" wp14:editId="28E97F94">
+            <wp:extent cx="2810267" cy="6430272"/>
+            <wp:effectExtent l="0" t="0" r="9525" b="8890"/>
+            <wp:docPr id="581806287" name="Picture 1"/>
+            <wp:cNvGraphicFramePr>
+              <a:graphicFrameLocks xmlns:a="http://schemas.openxmlformats.org/drawingml/2006/main" noChangeAspect="1"/>
+            </wp:cNvGraphicFramePr>
+            <a:graphic xmlns:a="http://schemas.openxmlformats.org/drawingml/2006/main">
+              <a:graphicData uri="http://schemas.openxmlformats.org/drawingml/2006/picture">
+                <pic:pic xmlns:pic="http://schemas.openxmlformats.org/drawingml/2006/picture">
+                  <pic:nvPicPr>
+                    <pic:cNvPr id="581806287" name=""/>
+                    <pic:cNvPicPr/>
+                  </pic:nvPicPr>
+                  <pic:blipFill>
+                    <a:blip r:embed="rId43"/>
+                    <a:stretch>
+                      <a:fillRect/>
+                    </a:stretch>
+                  </pic:blipFill>
+                  <pic:spPr>
+                    <a:xfrm>
+                      <a:off x="0" y="0"/>
+                      <a:ext cx="2810267" cy="6430272"/>
+                    </a:xfrm>
+                    <a:prstGeom prst="rect">
+                      <a:avLst/>
+                    </a:prstGeom>
+                  </pic:spPr>
+                </pic:pic>
+              </a:graphicData>
+            </a:graphic>
+          </wp:inline>
+        </w:drawing>
+      </w:r>
+    </w:p>
+    <w:p>
+      <w:r>
+        <w:lastRenderedPageBreak/>
+        <w:drawing>
+          <wp:inline distT="0" distB="0" distL="0" distR="0" wp14:anchorId="378474CE" wp14:editId="6F81D721">
+            <wp:extent cx="5229955" cy="5106113"/>
+            <wp:effectExtent l="0" t="0" r="8890" b="0"/>
+            <wp:docPr id="503007969" name="Picture 1"/>
+            <wp:cNvGraphicFramePr>
+              <a:graphicFrameLocks xmlns:a="http://schemas.openxmlformats.org/drawingml/2006/main" noChangeAspect="1"/>
+            </wp:cNvGraphicFramePr>
+            <a:graphic xmlns:a="http://schemas.openxmlformats.org/drawingml/2006/main">
+              <a:graphicData uri="http://schemas.openxmlformats.org/drawingml/2006/picture">
+                <pic:pic xmlns:pic="http://schemas.openxmlformats.org/drawingml/2006/picture">
+                  <pic:nvPicPr>
+                    <pic:cNvPr id="503007969" name=""/>
+                    <pic:cNvPicPr/>
+                  </pic:nvPicPr>
+                  <pic:blipFill>
+                    <a:blip r:embed="rId44"/>
+                    <a:stretch>
+                      <a:fillRect/>
+                    </a:stretch>
+                  </pic:blipFill>
+                  <pic:spPr>
+                    <a:xfrm>
+                      <a:off x="0" y="0"/>
+                      <a:ext cx="5229955" cy="5106113"/>
+                    </a:xfrm>
+                    <a:prstGeom prst="rect">
+                      <a:avLst/>
+                    </a:prstGeom>
+                  </pic:spPr>
+                </pic:pic>
+              </a:graphicData>
+            </a:graphic>
+          </wp:inline>
+        </w:drawing>
+      </w:r>
+    </w:p>
+    <w:p>
+      <w:pPr>
+        <w:pStyle w:val="Heading1"/>
+      </w:pPr>
+      <w:r>
+        <w:lastRenderedPageBreak/>
+        <w:t>Voorbeeld U</w:t>
+      </w:r>
+    </w:p>
+    <w:p>
+      <w:r>
+        <w:lastRenderedPageBreak/>
+        <w:drawing>
+          <wp:inline distT="0" distB="0" distL="0" distR="0" wp14:anchorId="7F9AA14C" wp14:editId="6A2AEE72">
+            <wp:extent cx="3458058" cy="8745170"/>
+            <wp:effectExtent l="0" t="0" r="9525" b="0"/>
+            <wp:docPr id="735104929" name="Picture 1"/>
+            <wp:cNvGraphicFramePr>
+              <a:graphicFrameLocks xmlns:a="http://schemas.openxmlformats.org/drawingml/2006/main" noChangeAspect="1"/>
+            </wp:cNvGraphicFramePr>
+            <a:graphic xmlns:a="http://schemas.openxmlformats.org/drawingml/2006/main">
+              <a:graphicData uri="http://schemas.openxmlformats.org/drawingml/2006/picture">
+                <pic:pic xmlns:pic="http://schemas.openxmlformats.org/drawingml/2006/picture">
+                  <pic:nvPicPr>
+                    <pic:cNvPr id="735104929" name=""/>
+                    <pic:cNvPicPr/>
+                  </pic:nvPicPr>
+                  <pic:blipFill>
+                    <a:blip r:embed="rId45"/>
+                    <a:stretch>
+                      <a:fillRect/>
+                    </a:stretch>
+                  </pic:blipFill>
+                  <pic:spPr>
+                    <a:xfrm>
+                      <a:off x="0" y="0"/>
+                      <a:ext cx="3458058" cy="8745170"/>
+                    </a:xfrm>
+                    <a:prstGeom prst="rect">
+                      <a:avLst/>
+                    </a:prstGeom>
+                  </pic:spPr>
+                </pic:pic>
+              </a:graphicData>
+            </a:graphic>
+          </wp:inline>
+        </w:drawing>
+      </w:r>
+    </w:p>
+    <w:p>
+      <w:r>
+        <w:lastRenderedPageBreak/>
+        <w:drawing>
+          <wp:inline distT="0" distB="0" distL="0" distR="0" wp14:anchorId="53347BF5" wp14:editId="1F8435BB">
+            <wp:extent cx="2343477" cy="1152686"/>
+            <wp:effectExtent l="0" t="0" r="0" b="9525"/>
+            <wp:docPr id="621533840" name="Picture 1"/>
+            <wp:cNvGraphicFramePr>
+              <a:graphicFrameLocks xmlns:a="http://schemas.openxmlformats.org/drawingml/2006/main" noChangeAspect="1"/>
+            </wp:cNvGraphicFramePr>
+            <a:graphic xmlns:a="http://schemas.openxmlformats.org/drawingml/2006/main">
+              <a:graphicData uri="http://schemas.openxmlformats.org/drawingml/2006/picture">
+                <pic:pic xmlns:pic="http://schemas.openxmlformats.org/drawingml/2006/picture">
+                  <pic:nvPicPr>
+                    <pic:cNvPr id="621533840" name=""/>
+                    <pic:cNvPicPr/>
+                  </pic:nvPicPr>
+                  <pic:blipFill>
+                    <a:blip r:embed="rId46"/>
+                    <a:stretch>
+                      <a:fillRect/>
+                    </a:stretch>
+                  </pic:blipFill>
+                  <pic:spPr>
+                    <a:xfrm>
+                      <a:off x="0" y="0"/>
+                      <a:ext cx="2343477" cy="1152686"/>
+                    </a:xfrm>
+                    <a:prstGeom prst="rect">
+                      <a:avLst/>
+                    </a:prstGeom>
+                  </pic:spPr>
+                </pic:pic>
+              </a:graphicData>
+            </a:graphic>
+          </wp:inline>
+        </w:drawing>
+      </w:r>
+    </w:p>
+    <w:p>
+      <w:r>
+        <w:drawing>
+          <wp:inline distT="0" distB="0" distL="0" distR="0" wp14:anchorId="5933AB55" wp14:editId="0012D80B">
+            <wp:extent cx="5760720" cy="4927600"/>
+            <wp:effectExtent l="0" t="0" r="0" b="6350"/>
+            <wp:docPr id="1980540000" name="Picture 1"/>
+            <wp:cNvGraphicFramePr>
+              <a:graphicFrameLocks xmlns:a="http://schemas.openxmlformats.org/drawingml/2006/main" noChangeAspect="1"/>
+            </wp:cNvGraphicFramePr>
+            <a:graphic xmlns:a="http://schemas.openxmlformats.org/drawingml/2006/main">
+              <a:graphicData uri="http://schemas.openxmlformats.org/drawingml/2006/picture">
+                <pic:pic xmlns:pic="http://schemas.openxmlformats.org/drawingml/2006/picture">
+                  <pic:nvPicPr>
+                    <pic:cNvPr id="1980540000" name=""/>
+                    <pic:cNvPicPr/>
+                  </pic:nvPicPr>
+                  <pic:blipFill>
+                    <a:blip r:embed="rId47"/>
+                    <a:stretch>
+                      <a:fillRect/>
+                    </a:stretch>
+                  </pic:blipFill>
+                  <pic:spPr>
+                    <a:xfrm>
+                      <a:off x="0" y="0"/>
+                      <a:ext cx="5760720" cy="4927600"/>
+                    </a:xfrm>
+                    <a:prstGeom prst="rect">
+                      <a:avLst/>
+                    </a:prstGeom>
+                  </pic:spPr>
+                </pic:pic>
+              </a:graphicData>
+            </a:graphic>
+          </wp:inline>
+        </w:drawing>
+      </w:r>
+    </w:p>
+    <w:p/>
+    <w:p>
+      <w:pPr>
+        <w:pStyle w:val="Heading1"/>
+      </w:pPr>
+      <w:r>
+        <w:lastRenderedPageBreak/>
+        <w:t>Voorbeeld V</w:t>
+      </w:r>
+    </w:p>
+    <w:p>
+      <w:r>
+        <w:drawing>
+          <wp:inline distT="0" distB="0" distL="0" distR="0" wp14:anchorId="78AF591A" wp14:editId="6889FAAB">
+            <wp:extent cx="5760720" cy="2188210"/>
+            <wp:effectExtent l="0" t="0" r="0" b="2540"/>
+            <wp:docPr id="1182179093" name="Picture 1"/>
+            <wp:cNvGraphicFramePr>
+              <a:graphicFrameLocks xmlns:a="http://schemas.openxmlformats.org/drawingml/2006/main" noChangeAspect="1"/>
+            </wp:cNvGraphicFramePr>
+            <a:graphic xmlns:a="http://schemas.openxmlformats.org/drawingml/2006/main">
+              <a:graphicData uri="http://schemas.openxmlformats.org/drawingml/2006/picture">
+                <pic:pic xmlns:pic="http://schemas.openxmlformats.org/drawingml/2006/picture">
+                  <pic:nvPicPr>
+                    <pic:cNvPr id="1182179093" name=""/>
+                    <pic:cNvPicPr/>
+                  </pic:nvPicPr>
+                  <pic:blipFill>
+                    <a:blip r:embed="rId48"/>
+                    <a:stretch>
+                      <a:fillRect/>
+                    </a:stretch>
+                  </pic:blipFill>
+                  <pic:spPr>
+                    <a:xfrm>
+                      <a:off x="0" y="0"/>
+                      <a:ext cx="5760720" cy="2188210"/>
+                    </a:xfrm>
+                    <a:prstGeom prst="rect">
+                      <a:avLst/>
+                    </a:prstGeom>
+                  </pic:spPr>
+                </pic:pic>
+              </a:graphicData>
+            </a:graphic>
+          </wp:inline>
+        </w:drawing>
+      </w:r>
+    </w:p>
+    <w:p/>
+    <w:p>
+      <w:r>
+        <w:lastRenderedPageBreak/>
+        <w:drawing>
+          <wp:inline distT="0" distB="0" distL="0" distR="0" wp14:anchorId="4D5D094C" wp14:editId="625C7609">
+            <wp:extent cx="5760720" cy="6143625"/>
+            <wp:effectExtent l="0" t="0" r="0" b="9525"/>
+            <wp:docPr id="99790350" name="Picture 1"/>
+            <wp:cNvGraphicFramePr>
+              <a:graphicFrameLocks xmlns:a="http://schemas.openxmlformats.org/drawingml/2006/main" noChangeAspect="1"/>
+            </wp:cNvGraphicFramePr>
+            <a:graphic xmlns:a="http://schemas.openxmlformats.org/drawingml/2006/main">
+              <a:graphicData uri="http://schemas.openxmlformats.org/drawingml/2006/picture">
+                <pic:pic xmlns:pic="http://schemas.openxmlformats.org/drawingml/2006/picture">
+                  <pic:nvPicPr>
+                    <pic:cNvPr id="99790350" name=""/>
+                    <pic:cNvPicPr/>
+                  </pic:nvPicPr>
+                  <pic:blipFill>
+                    <a:blip r:embed="rId49"/>
+                    <a:stretch>
+                      <a:fillRect/>
+                    </a:stretch>
+                  </pic:blipFill>
+                  <pic:spPr>
+                    <a:xfrm>
+                      <a:off x="0" y="0"/>
+                      <a:ext cx="5760720" cy="6143625"/>
+                    </a:xfrm>
+                    <a:prstGeom prst="rect">
+                      <a:avLst/>
+                    </a:prstGeom>
+                  </pic:spPr>
+                </pic:pic>
+              </a:graphicData>
+            </a:graphic>
+          </wp:inline>
+        </w:drawing>
+      </w:r>
+    </w:p>
+    <w:p/>
+    <w:p>
+      <w:pPr>
+        <w:pStyle w:val="Heading1"/>
+      </w:pPr>
+      <w:r>
+        <w:lastRenderedPageBreak/>
+        <w:t>Voorbeeld W</w:t>
+      </w:r>
+    </w:p>
+    <w:p>
+      <w:r>
+        <w:drawing>
+          <wp:inline distT="0" distB="0" distL="0" distR="0" wp14:anchorId="6D919250" wp14:editId="04A6F677">
+            <wp:extent cx="3038899" cy="3829584"/>
+            <wp:effectExtent l="0" t="0" r="9525" b="0"/>
+            <wp:docPr id="2086371491" name="Picture 1"/>
+            <wp:cNvGraphicFramePr>
+              <a:graphicFrameLocks xmlns:a="http://schemas.openxmlformats.org/drawingml/2006/main" noChangeAspect="1"/>
+            </wp:cNvGraphicFramePr>
+            <a:graphic xmlns:a="http://schemas.openxmlformats.org/drawingml/2006/main">
+              <a:graphicData uri="http://schemas.openxmlformats.org/drawingml/2006/picture">
+                <pic:pic xmlns:pic="http://schemas.openxmlformats.org/drawingml/2006/picture">
+                  <pic:nvPicPr>
+                    <pic:cNvPr id="2086371491" name=""/>
+                    <pic:cNvPicPr/>
+                  </pic:nvPicPr>
+                  <pic:blipFill>
+                    <a:blip r:embed="rId50"/>
+                    <a:stretch>
+                      <a:fillRect/>
+                    </a:stretch>
+                  </pic:blipFill>
+                  <pic:spPr>
+                    <a:xfrm>
+                      <a:off x="0" y="0"/>
+                      <a:ext cx="3038899" cy="3829584"/>
+                    </a:xfrm>
+                    <a:prstGeom prst="rect">
+                      <a:avLst/>
+                    </a:prstGeom>
+                  </pic:spPr>
+                </pic:pic>
+              </a:graphicData>
+            </a:graphic>
+          </wp:inline>
+        </w:drawing>
+      </w:r>
+    </w:p>
+    <w:p>
+      <w:r>
+        <w:lastRenderedPageBreak/>
+        <w:drawing>
+          <wp:inline distT="0" distB="0" distL="0" distR="0" wp14:anchorId="0318BDCE" wp14:editId="73C98EF1">
+            <wp:extent cx="5760720" cy="5420360"/>
+            <wp:effectExtent l="0" t="0" r="0" b="8890"/>
+            <wp:docPr id="1296785052" name="Picture 1"/>
+            <wp:cNvGraphicFramePr>
+              <a:graphicFrameLocks xmlns:a="http://schemas.openxmlformats.org/drawingml/2006/main" noChangeAspect="1"/>
+            </wp:cNvGraphicFramePr>
+            <a:graphic xmlns:a="http://schemas.openxmlformats.org/drawingml/2006/main">
+              <a:graphicData uri="http://schemas.openxmlformats.org/drawingml/2006/picture">
+                <pic:pic xmlns:pic="http://schemas.openxmlformats.org/drawingml/2006/picture">
+                  <pic:nvPicPr>
+                    <pic:cNvPr id="1296785052" name=""/>
+                    <pic:cNvPicPr/>
+                  </pic:nvPicPr>
+                  <pic:blipFill>
+                    <a:blip r:embed="rId51"/>
+                    <a:stretch>
+                      <a:fillRect/>
+                    </a:stretch>
+                  </pic:blipFill>
+                  <pic:spPr>
+                    <a:xfrm>
+                      <a:off x="0" y="0"/>
+                      <a:ext cx="5760720" cy="5420360"/>
+                    </a:xfrm>
+                    <a:prstGeom prst="rect">
+                      <a:avLst/>
+                    </a:prstGeom>
+                  </pic:spPr>
+                </pic:pic>
+              </a:graphicData>
+            </a:graphic>
+          </wp:inline>
+        </w:drawing>
+      </w:r>
+    </w:p>
+    <w:p/>
+    <w:p/>
+    <w:p/>
+    <w:p/>
+    <w:p>
+      <w:pPr>
+        <w:pStyle w:val="Heading1"/>
+      </w:pPr>
+      <w:r>
+        <w:lastRenderedPageBreak/>
+        <w:t>Voorbeeld X</w:t>
+      </w:r>
+    </w:p>
+    <w:p>
+      <w:r>
+        <w:drawing>
+          <wp:inline distT="0" distB="0" distL="0" distR="0" wp14:anchorId="5FDD4EE6" wp14:editId="4828B22F">
+            <wp:extent cx="5039428" cy="3915321"/>
+            <wp:effectExtent l="0" t="0" r="8890" b="9525"/>
+            <wp:docPr id="677019418" name="Picture 1"/>
+            <wp:cNvGraphicFramePr>
+              <a:graphicFrameLocks xmlns:a="http://schemas.openxmlformats.org/drawingml/2006/main" noChangeAspect="1"/>
+            </wp:cNvGraphicFramePr>
+            <a:graphic xmlns:a="http://schemas.openxmlformats.org/drawingml/2006/main">
+              <a:graphicData uri="http://schemas.openxmlformats.org/drawingml/2006/picture">
+                <pic:pic xmlns:pic="http://schemas.openxmlformats.org/drawingml/2006/picture">
+                  <pic:nvPicPr>
+                    <pic:cNvPr id="677019418" name=""/>
+                    <pic:cNvPicPr/>
+                  </pic:nvPicPr>
+                  <pic:blipFill>
+                    <a:blip r:embed="rId52"/>
+                    <a:stretch>
+                      <a:fillRect/>
+                    </a:stretch>
+                  </pic:blipFill>
+                  <pic:spPr>
+                    <a:xfrm>
+                      <a:off x="0" y="0"/>
+                      <a:ext cx="5039428" cy="3915321"/>
+                    </a:xfrm>
+                    <a:prstGeom prst="rect">
+                      <a:avLst/>
+                    </a:prstGeom>
+                  </pic:spPr>
+                </pic:pic>
+              </a:graphicData>
+            </a:graphic>
+          </wp:inline>
+        </w:drawing>
+      </w:r>
+    </w:p>
+    <w:p/>
+    <w:p>
+      <w:r>
+        <w:lastRenderedPageBreak/>
+        <w:drawing>
+          <wp:inline distT="0" distB="0" distL="0" distR="0" wp14:anchorId="5FBF62FF" wp14:editId="6372F622">
+            <wp:extent cx="5760720" cy="7232650"/>
+            <wp:effectExtent l="0" t="0" r="0" b="6350"/>
+            <wp:docPr id="1830782112" name="Picture 1"/>
+            <wp:cNvGraphicFramePr>
+              <a:graphicFrameLocks xmlns:a="http://schemas.openxmlformats.org/drawingml/2006/main" noChangeAspect="1"/>
+            </wp:cNvGraphicFramePr>
+            <a:graphic xmlns:a="http://schemas.openxmlformats.org/drawingml/2006/main">
+              <a:graphicData uri="http://schemas.openxmlformats.org/drawingml/2006/picture">
+                <pic:pic xmlns:pic="http://schemas.openxmlformats.org/drawingml/2006/picture">
+                  <pic:nvPicPr>
+                    <pic:cNvPr id="1830782112" name=""/>
+                    <pic:cNvPicPr/>
+                  </pic:nvPicPr>
+                  <pic:blipFill>
+                    <a:blip r:embed="rId53"/>
+                    <a:stretch>
+                      <a:fillRect/>
+                    </a:stretch>
+                  </pic:blipFill>
+                  <pic:spPr>
+                    <a:xfrm>
+                      <a:off x="0" y="0"/>
+                      <a:ext cx="5760720" cy="7232650"/>
+                    </a:xfrm>
+                    <a:prstGeom prst="rect">
+                      <a:avLst/>
+                    </a:prstGeom>
+                  </pic:spPr>
+                </pic:pic>
+              </a:graphicData>
+            </a:graphic>
+          </wp:inline>
+        </w:drawing>
+      </w:r>
+    </w:p>
+    <w:p/>
+    <w:p>
+      <w:pPr>
+        <w:pStyle w:val="Heading1"/>
+      </w:pPr>
+      <w:r>
+        <w:lastRenderedPageBreak/>
+        <w:t>Voorbeeld Y</w:t>
+      </w:r>
+    </w:p>
+    <w:p>
+      <w:r>
+        <w:drawing>
+          <wp:inline distT="0" distB="0" distL="0" distR="0" wp14:anchorId="6AC88A6F" wp14:editId="2A73B2EC">
+            <wp:extent cx="2876951" cy="3534268"/>
+            <wp:effectExtent l="0" t="0" r="0" b="9525"/>
+            <wp:docPr id="130380585" name="Picture 1"/>
+            <wp:cNvGraphicFramePr>
+              <a:graphicFrameLocks xmlns:a="http://schemas.openxmlformats.org/drawingml/2006/main" noChangeAspect="1"/>
+            </wp:cNvGraphicFramePr>
+            <a:graphic xmlns:a="http://schemas.openxmlformats.org/drawingml/2006/main">
+              <a:graphicData uri="http://schemas.openxmlformats.org/drawingml/2006/picture">
+                <pic:pic xmlns:pic="http://schemas.openxmlformats.org/drawingml/2006/picture">
+                  <pic:nvPicPr>
+                    <pic:cNvPr id="130380585" name=""/>
+                    <pic:cNvPicPr/>
+                  </pic:nvPicPr>
+                  <pic:blipFill>
+                    <a:blip r:embed="rId54"/>
+                    <a:stretch>
+                      <a:fillRect/>
+                    </a:stretch>
+                  </pic:blipFill>
+                  <pic:spPr>
+                    <a:xfrm>
+                      <a:off x="0" y="0"/>
+                      <a:ext cx="2876951" cy="3534268"/>
+                    </a:xfrm>
+                    <a:prstGeom prst="rect">
+                      <a:avLst/>
+                    </a:prstGeom>
+                  </pic:spPr>
+                </pic:pic>
+              </a:graphicData>
+            </a:graphic>
+          </wp:inline>
+        </w:drawing>
+      </w:r>
+    </w:p>
+    <w:p>
+      <w:r>
+        <w:lastRenderedPageBreak/>
+        <w:drawing>
+          <wp:inline distT="0" distB="0" distL="0" distR="0" wp14:anchorId="602CD219" wp14:editId="4E2F58C0">
+            <wp:extent cx="5760720" cy="5284470"/>
+            <wp:effectExtent l="0" t="0" r="0" b="0"/>
+            <wp:docPr id="1431927743" name="Picture 1"/>
+            <wp:cNvGraphicFramePr>
+              <a:graphicFrameLocks xmlns:a="http://schemas.openxmlformats.org/drawingml/2006/main" noChangeAspect="1"/>
+            </wp:cNvGraphicFramePr>
+            <a:graphic xmlns:a="http://schemas.openxmlformats.org/drawingml/2006/main">
+              <a:graphicData uri="http://schemas.openxmlformats.org/drawingml/2006/picture">
+                <pic:pic xmlns:pic="http://schemas.openxmlformats.org/drawingml/2006/picture">
+                  <pic:nvPicPr>
+                    <pic:cNvPr id="1431927743" name=""/>
+                    <pic:cNvPicPr/>
+                  </pic:nvPicPr>
+                  <pic:blipFill>
+                    <a:blip r:embed="rId55"/>
+                    <a:stretch>
+                      <a:fillRect/>
+                    </a:stretch>
+                  </pic:blipFill>
+                  <pic:spPr>
+                    <a:xfrm>
+                      <a:off x="0" y="0"/>
+                      <a:ext cx="5760720" cy="5284470"/>
+                    </a:xfrm>
+                    <a:prstGeom prst="rect">
+                      <a:avLst/>
+                    </a:prstGeom>
+                  </pic:spPr>
+                </pic:pic>
+              </a:graphicData>
+            </a:graphic>
+          </wp:inline>
+        </w:drawing>
+      </w:r>
+    </w:p>
+    <w:p/>
+    <w:p>
+      <w:pPr>
+        <w:pStyle w:val="Heading1"/>
+      </w:pPr>
+      <w:r>
+        <w:lastRenderedPageBreak/>
+        <w:t>Voorbeeld Z</w:t>
+      </w:r>
+    </w:p>
+    <w:p>
+      <w:r>
+        <w:drawing>
+          <wp:inline distT="0" distB="0" distL="0" distR="0" wp14:anchorId="27C4ADD8" wp14:editId="3F4E0086">
+            <wp:extent cx="3172268" cy="4753638"/>
+            <wp:effectExtent l="0" t="0" r="9525" b="0"/>
+            <wp:docPr id="1949430940" name="Picture 1"/>
+            <wp:cNvGraphicFramePr>
+              <a:graphicFrameLocks xmlns:a="http://schemas.openxmlformats.org/drawingml/2006/main" noChangeAspect="1"/>
+            </wp:cNvGraphicFramePr>
+            <a:graphic xmlns:a="http://schemas.openxmlformats.org/drawingml/2006/main">
+              <a:graphicData uri="http://schemas.openxmlformats.org/drawingml/2006/picture">
+                <pic:pic xmlns:pic="http://schemas.openxmlformats.org/drawingml/2006/picture">
+                  <pic:nvPicPr>
+                    <pic:cNvPr id="1949430940" name=""/>
+                    <pic:cNvPicPr/>
+                  </pic:nvPicPr>
+                  <pic:blipFill>
+                    <a:blip r:embed="rId56"/>
+                    <a:stretch>
+                      <a:fillRect/>
+                    </a:stretch>
+                  </pic:blipFill>
+                  <pic:spPr>
+                    <a:xfrm>
+                      <a:off x="0" y="0"/>
+                      <a:ext cx="3172268" cy="4753638"/>
+                    </a:xfrm>
+                    <a:prstGeom prst="rect">
+                      <a:avLst/>
+                    </a:prstGeom>
+                  </pic:spPr>
+                </pic:pic>
+              </a:graphicData>
+            </a:graphic>
+          </wp:inline>
+        </w:drawing>
+      </w:r>
+    </w:p>
+    <w:p>
+      <w:r>
+        <w:lastRenderedPageBreak/>
+        <w:drawing>
+          <wp:inline distT="0" distB="0" distL="0" distR="0" wp14:anchorId="61D5C5C2" wp14:editId="61107FDD">
+            <wp:extent cx="5125165" cy="4820323"/>
+            <wp:effectExtent l="0" t="0" r="0" b="0"/>
+            <wp:docPr id="491153383" name="Picture 1"/>
+            <wp:cNvGraphicFramePr>
+              <a:graphicFrameLocks xmlns:a="http://schemas.openxmlformats.org/drawingml/2006/main" noChangeAspect="1"/>
+            </wp:cNvGraphicFramePr>
+            <a:graphic xmlns:a="http://schemas.openxmlformats.org/drawingml/2006/main">
+              <a:graphicData uri="http://schemas.openxmlformats.org/drawingml/2006/picture">
+                <pic:pic xmlns:pic="http://schemas.openxmlformats.org/drawingml/2006/picture">
+                  <pic:nvPicPr>
+                    <pic:cNvPr id="491153383" name=""/>
+                    <pic:cNvPicPr/>
+                  </pic:nvPicPr>
+                  <pic:blipFill>
+                    <a:blip r:embed="rId57"/>
+                    <a:stretch>
+                      <a:fillRect/>
+                    </a:stretch>
+                  </pic:blipFill>
+                  <pic:spPr>
+                    <a:xfrm>
+                      <a:off x="0" y="0"/>
+                      <a:ext cx="5125165" cy="4820323"/>
+                    </a:xfrm>
+                    <a:prstGeom prst="rect">
+                      <a:avLst/>
+                    </a:prstGeom>
+                  </pic:spPr>
+                </pic:pic>
+              </a:graphicData>
+            </a:graphic>
+          </wp:inline>
+        </w:drawing>
+      </w:r>
+    </w:p>
+    <w:p/>
+    <w:p>
+      <w:pPr>
+        <w:pStyle w:val="Heading1"/>
+      </w:pPr>
+      <w:r>
+        <w:lastRenderedPageBreak/>
+        <w:t>Voorbeeld AA</w:t>
+      </w:r>
+    </w:p>
+    <w:p>
+      <w:r>
+        <w:lastRenderedPageBreak/>
+        <w:drawing>
+          <wp:inline distT="0" distB="0" distL="0" distR="0" wp14:anchorId="50AE03C5" wp14:editId="3ED38AB6">
+            <wp:extent cx="3629532" cy="3162741"/>
+            <wp:effectExtent l="0" t="0" r="9525" b="0"/>
+            <wp:docPr id="1738870239" name="Picture 1"/>
+            <wp:cNvGraphicFramePr>
+              <a:graphicFrameLocks xmlns:a="http://schemas.openxmlformats.org/drawingml/2006/main" noChangeAspect="1"/>
+            </wp:cNvGraphicFramePr>
+            <a:graphic xmlns:a="http://schemas.openxmlformats.org/drawingml/2006/main">
+              <a:graphicData uri="http://schemas.openxmlformats.org/drawingml/2006/picture">
+                <pic:pic xmlns:pic="http://schemas.openxmlformats.org/drawingml/2006/picture">
+                  <pic:nvPicPr>
+                    <pic:cNvPr id="1738870239" name=""/>
+                    <pic:cNvPicPr/>
+                  </pic:nvPicPr>
+                  <pic:blipFill>
+                    <a:blip r:embed="rId58"/>
+                    <a:stretch>
+                      <a:fillRect/>
+                    </a:stretch>
+                  </pic:blipFill>
+                  <pic:spPr>
+                    <a:xfrm>
+                      <a:off x="0" y="0"/>
+                      <a:ext cx="3629532" cy="3162741"/>
+                    </a:xfrm>
+                    <a:prstGeom prst="rect">
+                      <a:avLst/>
+                    </a:prstGeom>
+                  </pic:spPr>
+                </pic:pic>
+              </a:graphicData>
+            </a:graphic>
+          </wp:inline>
+        </w:drawing>
+      </w:r>
+      <w:r>
+        <w:drawing>
+          <wp:inline distT="0" distB="0" distL="0" distR="0" wp14:anchorId="214AFD5D" wp14:editId="69582918">
+            <wp:extent cx="5760720" cy="5471160"/>
+            <wp:effectExtent l="0" t="0" r="0" b="0"/>
+            <wp:docPr id="513966369" name="Picture 1"/>
+            <wp:cNvGraphicFramePr>
+              <a:graphicFrameLocks xmlns:a="http://schemas.openxmlformats.org/drawingml/2006/main" noChangeAspect="1"/>
+            </wp:cNvGraphicFramePr>
+            <a:graphic xmlns:a="http://schemas.openxmlformats.org/drawingml/2006/main">
+              <a:graphicData uri="http://schemas.openxmlformats.org/drawingml/2006/picture">
+                <pic:pic xmlns:pic="http://schemas.openxmlformats.org/drawingml/2006/picture">
+                  <pic:nvPicPr>
+                    <pic:cNvPr id="513966369" name=""/>
+                    <pic:cNvPicPr/>
+                  </pic:nvPicPr>
+                  <pic:blipFill>
+                    <a:blip r:embed="rId59"/>
+                    <a:stretch>
+                      <a:fillRect/>
+                    </a:stretch>
+                  </pic:blipFill>
+                  <pic:spPr>
+                    <a:xfrm>
+                      <a:off x="0" y="0"/>
+                      <a:ext cx="5760720" cy="5471160"/>
+                    </a:xfrm>
+                    <a:prstGeom prst="rect">
+                      <a:avLst/>
+                    </a:prstGeom>
+                  </pic:spPr>
+                </pic:pic>
+              </a:graphicData>
+            </a:graphic>
+          </wp:inline>
+        </w:drawing>
+      </w:r>
+    </w:p>
+    <w:p/>
+    <w:p/>
+    <w:p/>
+    <w:p/>
     <w:p/>
     <w:sectPr>
       <w:pgSz w:w="11906" w:h="16838"/>
